--- a/services/export-service/templates/web/01_title.docx
+++ b/services/export-service/templates/web/01_title.docx
@@ -19,20 +19,20 @@
           <wp:anchor allowOverlap="1" behindDoc="1" distB="0" distT="0" distL="0" distR="0" hidden="0" layoutInCell="1" locked="0" relativeHeight="0" simplePos="0">
             <wp:simplePos x="0" y="0"/>
             <wp:positionH relativeFrom="column">
-              <wp:posOffset>-648334</wp:posOffset>
+              <wp:posOffset>-648333</wp:posOffset>
             </wp:positionH>
             <wp:positionV relativeFrom="paragraph">
-              <wp:posOffset>-670193</wp:posOffset>
+              <wp:posOffset>-670192</wp:posOffset>
             </wp:positionV>
             <wp:extent cx="7554299" cy="10735848"/>
             <wp:effectExtent b="0" l="0" r="0" t="0"/>
             <wp:wrapNone/>
-            <wp:docPr id="3" name="image3.jpg"/>
+            <wp:docPr id="3" name="image1.jpg"/>
             <a:graphic>
               <a:graphicData uri="http://schemas.openxmlformats.org/drawingml/2006/picture">
                 <pic:pic>
                   <pic:nvPicPr>
-                    <pic:cNvPr id="0" name="image3.jpg"/>
+                    <pic:cNvPr id="0" name="image1.jpg"/>
                     <pic:cNvPicPr preferRelativeResize="0"/>
                   </pic:nvPicPr>
                   <pic:blipFill>
@@ -72,9 +72,9 @@
                   <wp:align>center</wp:align>
                 </wp:positionH>
                 <wp:positionV relativeFrom="page">
-                  <wp:posOffset>10244138</wp:posOffset>
+                  <wp:posOffset>10239375</wp:posOffset>
                 </wp:positionV>
-                <wp:extent cx="1171575" cy="306705"/>
+                <wp:extent cx="1181100" cy="316230"/>
                 <wp:effectExtent b="0" l="0" r="0" t="0"/>
                 <wp:wrapNone/>
                 <wp:docPr id="2" name=""/>
@@ -138,17 +138,17 @@
                   <wp:align>center</wp:align>
                 </wp:positionH>
                 <wp:positionV relativeFrom="page">
-                  <wp:posOffset>10244138</wp:posOffset>
+                  <wp:posOffset>10239375</wp:posOffset>
                 </wp:positionV>
-                <wp:extent cx="1171575" cy="306705"/>
+                <wp:extent cx="1181100" cy="316230"/>
                 <wp:effectExtent b="0" l="0" r="0" t="0"/>
                 <wp:wrapNone/>
-                <wp:docPr id="2" name="image2.png"/>
+                <wp:docPr id="2" name="image3.png"/>
                 <a:graphic>
                   <a:graphicData uri="http://schemas.openxmlformats.org/drawingml/2006/picture">
                     <pic:pic>
                       <pic:nvPicPr>
-                        <pic:cNvPr id="0" name="image2.png"/>
+                        <pic:cNvPr id="0" name="image3.png"/>
                         <pic:cNvPicPr preferRelativeResize="0"/>
                       </pic:nvPicPr>
                       <pic:blipFill>
@@ -161,7 +161,7 @@
                       <pic:spPr>
                         <a:xfrm>
                           <a:off x="0" y="0"/>
-                          <a:ext cx="1171575" cy="306705"/>
+                          <a:ext cx="1181100" cy="316230"/>
                         </a:xfrm>
                         <a:prstGeom prst="rect"/>
                         <a:ln/>
@@ -186,12 +186,12 @@
               <wp:anchor allowOverlap="1" behindDoc="0" distB="45720" distT="45720" distL="114300" distR="114300" hidden="0" layoutInCell="1" locked="0" relativeHeight="0" simplePos="0">
                 <wp:simplePos x="0" y="0"/>
                 <wp:positionH relativeFrom="column">
-                  <wp:posOffset>988377</wp:posOffset>
+                  <wp:posOffset>983615</wp:posOffset>
                 </wp:positionH>
                 <wp:positionV relativeFrom="paragraph">
-                  <wp:posOffset>5303746</wp:posOffset>
+                  <wp:posOffset>5298984</wp:posOffset>
                 </wp:positionV>
-                <wp:extent cx="4286885" cy="1416288"/>
+                <wp:extent cx="4296410" cy="1419435"/>
                 <wp:effectExtent b="0" l="0" r="0" t="0"/>
                 <wp:wrapSquare wrapText="bothSides" distB="45720" distT="45720" distL="114300" distR="114300"/>
                 <wp:docPr id="1" name=""/>
@@ -235,19 +235,6 @@
                               </w:rPr>
                               <w:t xml:space="preserve">{{ asName }}</w:t>
                             </w:r>
-                            <w:r>
-                              <w:rPr>
-                                <w:rFonts w:ascii="Candara" w:cs="Candara" w:eastAsia="Candara" w:hAnsi="Candara"/>
-                                <w:b w:val="0"/>
-                                <w:i w:val="0"/>
-                                <w:smallCaps w:val="0"/>
-                                <w:strike w:val="0"/>
-                                <w:color w:val="ffffff"/>
-                                <w:sz w:val="48"/>
-                                <w:vertAlign w:val="baseline"/>
-                              </w:rPr>
-                              <w:t xml:space="preserve">АС</w:t>
-                            </w:r>
                           </w:p>
                         </w:txbxContent>
                       </wps:txbx>
@@ -265,20 +252,20 @@
               <wp:anchor allowOverlap="1" behindDoc="0" distB="45720" distT="45720" distL="114300" distR="114300" hidden="0" layoutInCell="1" locked="0" relativeHeight="0" simplePos="0">
                 <wp:simplePos x="0" y="0"/>
                 <wp:positionH relativeFrom="column">
-                  <wp:posOffset>988377</wp:posOffset>
+                  <wp:posOffset>983615</wp:posOffset>
                 </wp:positionH>
                 <wp:positionV relativeFrom="paragraph">
-                  <wp:posOffset>5303746</wp:posOffset>
+                  <wp:posOffset>5298984</wp:posOffset>
                 </wp:positionV>
-                <wp:extent cx="4286885" cy="1416288"/>
+                <wp:extent cx="4296410" cy="1419435"/>
                 <wp:effectExtent b="0" l="0" r="0" t="0"/>
                 <wp:wrapSquare wrapText="bothSides" distB="45720" distT="45720" distL="114300" distR="114300"/>
-                <wp:docPr id="1" name="image1.png"/>
+                <wp:docPr id="1" name="image2.png"/>
                 <a:graphic>
                   <a:graphicData uri="http://schemas.openxmlformats.org/drawingml/2006/picture">
                     <pic:pic>
                       <pic:nvPicPr>
-                        <pic:cNvPr id="0" name="image1.png"/>
+                        <pic:cNvPr id="0" name="image2.png"/>
                         <pic:cNvPicPr preferRelativeResize="0"/>
                       </pic:nvPicPr>
                       <pic:blipFill>
@@ -291,7 +278,7 @@
                       <pic:spPr>
                         <a:xfrm>
                           <a:off x="0" y="0"/>
-                          <a:ext cx="4286885" cy="1416288"/>
+                          <a:ext cx="4296410" cy="1419435"/>
                         </a:xfrm>
                         <a:prstGeom prst="rect"/>
                         <a:ln/>
@@ -323,7 +310,6 @@
     <w:pPr>
       <w:keepNext w:val="0"/>
       <w:keepLines w:val="0"/>
-      <w:pageBreakBefore w:val="0"/>
       <w:widowControl w:val="1"/>
       <w:pBdr>
         <w:top w:space="0" w:sz="0" w:val="nil"/>
@@ -386,7 +372,6 @@
     <w:pPr>
       <w:keepNext w:val="0"/>
       <w:keepLines w:val="0"/>
-      <w:pageBreakBefore w:val="0"/>
       <w:widowControl w:val="1"/>
       <w:pBdr>
         <w:top w:space="0" w:sz="0" w:val="nil"/>
@@ -443,7 +428,6 @@
     <w:pPr>
       <w:keepNext w:val="0"/>
       <w:keepLines w:val="0"/>
-      <w:pageBreakBefore w:val="0"/>
       <w:widowControl w:val="1"/>
       <w:pBdr>
         <w:top w:space="0" w:sz="0" w:val="nil"/>
